--- a/docs/prd-docx-v2/管理员端App/工作台首页.docx
+++ b/docs/prd-docx-v2/管理员端App/工作台首页.docx
@@ -1674,7 +1674,7 @@
                 <w:rFonts w:ascii="宋体" w:hAnsi="宋体" w:eastAsia="宋体"/>
                 <w:sz w:val="21"/>
               </w:rPr>
-              <w:t>`mock-data.js`</w:t>
+              <w:t>原型数据</w:t>
             </w:r>
           </w:p>
         </w:tc>
@@ -1718,7 +1718,7 @@
                 <w:rFonts w:ascii="宋体" w:hAnsi="宋体" w:eastAsia="宋体"/>
                 <w:sz w:val="21"/>
               </w:rPr>
-              <w:t>`mock-data.js`</w:t>
+              <w:t>原型数据</w:t>
             </w:r>
           </w:p>
         </w:tc>
@@ -1762,7 +1762,7 @@
                 <w:rFonts w:ascii="宋体" w:hAnsi="宋体" w:eastAsia="宋体"/>
                 <w:sz w:val="21"/>
               </w:rPr>
-              <w:t>`mock-data.js`</w:t>
+              <w:t>原型数据</w:t>
             </w:r>
           </w:p>
         </w:tc>
@@ -1806,7 +1806,7 @@
                 <w:rFonts w:ascii="宋体" w:hAnsi="宋体" w:eastAsia="宋体"/>
                 <w:sz w:val="21"/>
               </w:rPr>
-              <w:t>`mock-data.js`</w:t>
+              <w:t>原型数据</w:t>
             </w:r>
           </w:p>
         </w:tc>
@@ -1836,7 +1836,7 @@
                 <w:rFonts w:ascii="宋体" w:hAnsi="宋体" w:eastAsia="宋体"/>
                 <w:sz w:val="21"/>
               </w:rPr>
-              <w:t>`fallback.adminMessages`</w:t>
+              <w:t>业务数据</w:t>
             </w:r>
           </w:p>
         </w:tc>
@@ -1850,7 +1850,7 @@
                 <w:rFonts w:ascii="宋体" w:hAnsi="宋体" w:eastAsia="宋体"/>
                 <w:sz w:val="21"/>
               </w:rPr>
-              <w:t>`mock-data.js`</w:t>
+              <w:t>原型数据</w:t>
             </w:r>
           </w:p>
         </w:tc>
@@ -1894,7 +1894,7 @@
                 <w:rFonts w:ascii="宋体" w:hAnsi="宋体" w:eastAsia="宋体"/>
                 <w:sz w:val="21"/>
               </w:rPr>
-              <w:t>`mobile-app.js`</w:t>
+              <w:t>页面逻辑</w:t>
             </w:r>
           </w:p>
         </w:tc>
@@ -2086,7 +2086,7 @@
           <w:rFonts w:ascii="宋体" w:hAnsi="宋体" w:eastAsia="宋体"/>
           <w:sz w:val="21"/>
         </w:rPr>
-        <w:t>- 已进入工作台首页。 - `mock-data.js` 中已定义服务商（`providers`）、订单（`orders`）、案例（`cases`）、帖子（`posts`）数据。</w:t>
+        <w:t>- 已进入工作台首页。 - `原型数据` 中已定义服务商（`providers`）、订单（`orders`）、案例（`cases`）、帖子（`posts`）数据。</w:t>
       </w:r>
     </w:p>
     <w:p>
@@ -2149,7 +2149,7 @@
           <w:rFonts w:ascii="宋体" w:hAnsi="宋体" w:eastAsia="宋体"/>
           <w:sz w:val="21"/>
         </w:rPr>
-        <w:t>- 待办数量为实时计算（基于内存中的 mock 数据），无后端轮询。 - 若某项待办数量为 0，卡片仍展示但数字为 0。 - "待审核案例"和"待处理论坛"卡片带 `data-operations-target` 属性，跳转后自动选中对应子 tab。  ---</w:t>
+        <w:t>- 待办数量为实时计算（基于内存中的 mock 数据），无后端轮询。 - 若某项待办数量为 0，卡片仍展示但数字为 0。 - "待审核案例"和"待处理论坛"卡片带 `交互属性` 属性，跳转后自动选中对应子 tab。  ---</w:t>
       </w:r>
     </w:p>
     <w:p>
